--- a/docx/Parts/Part53.docx
+++ b/docx/Parts/Part53.docx
@@ -14973,7 +14973,7 @@
         <w:rPr>
           <w:noProof/>
         </w:rPr>
-        <w:t>5302.101   Definitions</w:t>
+        <w:t>Heading 3</w:t>
       </w:r>
     </w:fldSimple>
   </w:p>
@@ -19899,7 +19899,7 @@
   <w:style w:type="paragraph" w:default="1" w:styleId="Normal">
     <w:name w:val="Normal"/>
     <w:qFormat/>
-    <w:rsid w:val="00792F9E"/>
+    <w:rsid w:val="0035396F"/>
     <w:rPr>
       <w:rFonts w:ascii="Times New Roman" w:hAnsi="Times New Roman"/>
     </w:rPr>
@@ -20016,67 +20016,42 @@
   </w:style>
   <w:style w:type="paragraph" w:styleId="Heading6">
     <w:name w:val="heading 6"/>
-    <w:basedOn w:val="Normal"/>
+    <w:basedOn w:val="Heading4"/>
     <w:next w:val="BodyText"/>
     <w:link w:val="Heading6Char"/>
     <w:uiPriority w:val="9"/>
     <w:unhideWhenUsed/>
     <w:qFormat/>
-    <w:rsid w:val="00D068E1"/>
+    <w:rsid w:val="002D4362"/>
     <w:pPr>
-      <w:keepNext/>
-      <w:keepLines/>
-      <w:spacing w:before="40"/>
       <w:outlineLvl w:val="5"/>
     </w:pPr>
-    <w:rPr>
-      <w:rFonts w:eastAsiaTheme="majorEastAsia" w:cstheme="majorBidi"/>
-      <w:color w:val="1F3763" w:themeColor="accent1" w:themeShade="7F"/>
-    </w:rPr>
   </w:style>
   <w:style w:type="paragraph" w:styleId="Heading7">
     <w:name w:val="heading 7"/>
-    <w:basedOn w:val="Normal"/>
+    <w:basedOn w:val="Heading6"/>
     <w:next w:val="BodyText"/>
     <w:link w:val="Heading7Char"/>
     <w:uiPriority w:val="9"/>
     <w:unhideWhenUsed/>
     <w:qFormat/>
-    <w:rsid w:val="005043CB"/>
+    <w:rsid w:val="002D4362"/>
     <w:pPr>
-      <w:keepNext/>
-      <w:keepLines/>
-      <w:spacing w:before="40"/>
       <w:outlineLvl w:val="6"/>
     </w:pPr>
-    <w:rPr>
-      <w:rFonts w:asciiTheme="majorHAnsi" w:eastAsiaTheme="majorEastAsia" w:hAnsiTheme="majorHAnsi" w:cstheme="majorBidi"/>
-      <w:i/>
-      <w:iCs/>
-      <w:color w:val="1F3763" w:themeColor="accent1" w:themeShade="7F"/>
-    </w:rPr>
   </w:style>
   <w:style w:type="paragraph" w:styleId="Heading8">
     <w:name w:val="heading 8"/>
-    <w:basedOn w:val="Normal"/>
+    <w:basedOn w:val="Heading7"/>
     <w:next w:val="BodyText"/>
     <w:link w:val="Heading8Char"/>
     <w:uiPriority w:val="9"/>
     <w:unhideWhenUsed/>
     <w:qFormat/>
-    <w:rsid w:val="005043CB"/>
+    <w:rsid w:val="002D4362"/>
     <w:pPr>
-      <w:keepNext/>
-      <w:keepLines/>
-      <w:spacing w:before="40"/>
       <w:outlineLvl w:val="7"/>
     </w:pPr>
-    <w:rPr>
-      <w:rFonts w:asciiTheme="majorHAnsi" w:eastAsiaTheme="majorEastAsia" w:hAnsiTheme="majorHAnsi" w:cstheme="majorBidi"/>
-      <w:color w:val="272727" w:themeColor="text1" w:themeTint="D8"/>
-      <w:sz w:val="21"/>
-      <w:szCs w:val="21"/>
-    </w:rPr>
   </w:style>
   <w:style w:type="paragraph" w:styleId="Heading9">
     <w:name w:val="heading 9"/>
@@ -20327,10 +20302,11 @@
     <w:basedOn w:val="DefaultParagraphFont"/>
     <w:link w:val="Heading6"/>
     <w:uiPriority w:val="9"/>
-    <w:rsid w:val="00D068E1"/>
+    <w:rsid w:val="002D4362"/>
     <w:rPr>
       <w:rFonts w:ascii="Times New Roman" w:eastAsiaTheme="majorEastAsia" w:hAnsi="Times New Roman" w:cstheme="majorBidi"/>
-      <w:color w:val="1F3763" w:themeColor="accent1" w:themeShade="7F"/>
+      <w:b/>
+      <w:iCs/>
     </w:rPr>
   </w:style>
   <w:style w:type="character" w:customStyle="1" w:styleId="Heading7Char">
@@ -20338,12 +20314,11 @@
     <w:basedOn w:val="DefaultParagraphFont"/>
     <w:link w:val="Heading7"/>
     <w:uiPriority w:val="9"/>
-    <w:rsid w:val="005043CB"/>
+    <w:rsid w:val="002D4362"/>
     <w:rPr>
-      <w:rFonts w:asciiTheme="majorHAnsi" w:eastAsiaTheme="majorEastAsia" w:hAnsiTheme="majorHAnsi" w:cstheme="majorBidi"/>
-      <w:i/>
+      <w:rFonts w:ascii="Times New Roman" w:eastAsiaTheme="majorEastAsia" w:hAnsi="Times New Roman" w:cstheme="majorBidi"/>
+      <w:b/>
       <w:iCs/>
-      <w:color w:val="1F3763" w:themeColor="accent1" w:themeShade="7F"/>
     </w:rPr>
   </w:style>
   <w:style w:type="character" w:customStyle="1" w:styleId="Heading8Char">
@@ -20351,12 +20326,11 @@
     <w:basedOn w:val="DefaultParagraphFont"/>
     <w:link w:val="Heading8"/>
     <w:uiPriority w:val="9"/>
-    <w:rsid w:val="005043CB"/>
+    <w:rsid w:val="002D4362"/>
     <w:rPr>
-      <w:rFonts w:asciiTheme="majorHAnsi" w:eastAsiaTheme="majorEastAsia" w:hAnsiTheme="majorHAnsi" w:cstheme="majorBidi"/>
-      <w:color w:val="272727" w:themeColor="text1" w:themeTint="D8"/>
-      <w:sz w:val="21"/>
-      <w:szCs w:val="21"/>
+      <w:rFonts w:ascii="Times New Roman" w:eastAsiaTheme="majorEastAsia" w:hAnsi="Times New Roman" w:cstheme="majorBidi"/>
+      <w:b/>
+      <w:iCs/>
     </w:rPr>
   </w:style>
   <w:style w:type="character" w:customStyle="1" w:styleId="Heading9Char">
